--- a/print/ring-blessing.docx
+++ b/print/ring-blessing.docx
@@ -152,9 +152,8 @@
     </w:p>
     <w:sectPr>
       <w:headerReference w:type="default" r:id="rId9"/>
-      <w:footerReference w:type="default" r:id="rId10"/>
       <w:pgSz w:w="11906" w:h="16838"/>
-      <w:pgMar w:top="1587" w:right="1587" w:bottom="1587" w:left="1587" w:header="510" w:footer="510" w:gutter="0"/>
+      <w:pgMar w:top="1814" w:right="1814" w:bottom="1814" w:left="1814" w:header="510" w:footer="510" w:gutter="0"/>
       <w:cols w:space="720"/>
       <w:docGrid w:linePitch="360"/>
       <w:vAlign w:val="center"/>
@@ -163,26 +162,33 @@
 </w:document>
 </file>
 
-<file path=word/footer1.xml><?xml version="1.0" encoding="utf-8"?>
-<w:ftr xmlns:m="http://schemas.openxmlformats.org/officeDocument/2006/math" xmlns:mc="http://schemas.openxmlformats.org/markup-compatibility/2006" xmlns:mo="http://schemas.microsoft.com/office/mac/office/2008/main" xmlns:mv="urn:schemas-microsoft-com:mac:vml" xmlns:o="urn:schemas-microsoft-com:office:office" xmlns:r="http://schemas.openxmlformats.org/officeDocument/2006/relationships" xmlns:v="urn:schemas-microsoft-com:vml" xmlns:w10="urn:schemas-microsoft-com:office:word" xmlns:w14="http://schemas.microsoft.com/office/word/2010/wordml" xmlns:w="http://schemas.openxmlformats.org/wordprocessingml/2006/main" xmlns:wne="http://schemas.microsoft.com/office/word/2006/wordml" xmlns:wp14="http://schemas.microsoft.com/office/word/2010/wordprocessingDrawing" xmlns:wp="http://schemas.openxmlformats.org/drawingml/2006/wordprocessingDrawing" xmlns:wpc="http://schemas.microsoft.com/office/word/2010/wordprocessingCanvas" xmlns:wpg="http://schemas.microsoft.com/office/word/2010/wordprocessingGroup" xmlns:wpi="http://schemas.microsoft.com/office/word/2010/wordprocessingInk" xmlns:wps="http://schemas.microsoft.com/office/word/2010/wordprocessingShape" mc:Ignorable="w14 wp14">
+<file path=word/header1.xml><?xml version="1.0" encoding="utf-8"?>
+<w:hdr xmlns:m="http://schemas.openxmlformats.org/officeDocument/2006/math" xmlns:mc="http://schemas.openxmlformats.org/markup-compatibility/2006" xmlns:mo="http://schemas.microsoft.com/office/mac/office/2008/main" xmlns:mv="urn:schemas-microsoft-com:mac:vml" xmlns:o="urn:schemas-microsoft-com:office:office" xmlns:r="http://schemas.openxmlformats.org/officeDocument/2006/relationships" xmlns:v="urn:schemas-microsoft-com:vml" xmlns:w10="urn:schemas-microsoft-com:office:word" xmlns:w14="http://schemas.microsoft.com/office/word/2010/wordml" xmlns:w="http://schemas.openxmlformats.org/wordprocessingml/2006/main" xmlns:wne="http://schemas.microsoft.com/office/word/2006/wordml" xmlns:wp14="http://schemas.microsoft.com/office/word/2010/wordprocessingDrawing" xmlns:wp="http://schemas.openxmlformats.org/drawingml/2006/wordprocessingDrawing" xmlns:wpc="http://schemas.microsoft.com/office/word/2010/wordprocessingCanvas" xmlns:wpg="http://schemas.microsoft.com/office/word/2010/wordprocessingGroup" xmlns:wpi="http://schemas.microsoft.com/office/word/2010/wordprocessingInk" xmlns:wps="http://schemas.microsoft.com/office/word/2010/wordprocessingShape" mc:Ignorable="w14 wp14">
   <w:p>
     <w:pPr>
-      <w:pStyle w:val="Footer"/>
-      <w:tabs>
-        <w:tab w:pos="8732" w:val="right"/>
-      </w:tabs>
-      <w:spacing w:before="0" w:after="0"/>
+      <w:pStyle w:val="Header"/>
+      <w:spacing w:before="0" w:after="0" w:line="20" w:lineRule="exact"/>
       <w:jc w:val="left"/>
     </w:pPr>
     <w:r>
+      <w:rPr>
+        <w:sz w:val="2"/>
+      </w:rPr>
       <w:drawing>
-        <wp:inline xmlns:a="http://schemas.openxmlformats.org/drawingml/2006/main" xmlns:pic="http://schemas.openxmlformats.org/drawingml/2006/picture">
-          <wp:extent cx="640080" cy="640080"/>
-          <wp:docPr id="1" name="Picture 1"/>
-          <wp:cNvGraphicFramePr>
-            <a:graphicFrameLocks noChangeAspect="1"/>
-          </wp:cNvGraphicFramePr>
-          <a:graphic>
+        <wp:anchor distT="0" distB="0" distL="0" distR="0" simplePos="0" relativeHeight="0" behindDoc="1" locked="0" layoutInCell="1" allowOverlap="1">
+          <wp:simplePos x="0" y="0"/>
+          <wp:positionH relativeFrom="page">
+            <wp:posOffset>0</wp:posOffset>
+          </wp:positionH>
+          <wp:positionV relativeFrom="page">
+            <wp:posOffset>0</wp:posOffset>
+          </wp:positionV>
+          <wp:extent cx="7560310" cy="10692130"/>
+          <wp:effectExtent l="0" t="0" r="0" b="0"/>
+          <wp:wrapNone/>
+          <wp:docPr id="21" name="Trim 21"/>
+          <wp:cNvGraphicFramePr/>
+          <a:graphic xmlns:a="http://schemas.openxmlformats.org/drawingml/2006/main" xmlns:pic="http://schemas.openxmlformats.org/drawingml/2006/picture">
             <a:graphicData uri="http://schemas.openxmlformats.org/drawingml/2006/picture">
               <pic:pic>
                 <pic:nvPicPr>
@@ -198,137 +204,14 @@
                 <pic:spPr>
                   <a:xfrm>
                     <a:off x="0" y="0"/>
-                    <a:ext cx="640080" cy="640080"/>
+                    <a:ext cx="7560310" cy="10692130"/>
                   </a:xfrm>
                   <a:prstGeom prst="rect"/>
                 </pic:spPr>
               </pic:pic>
             </a:graphicData>
           </a:graphic>
-        </wp:inline>
-      </w:drawing>
-    </w:r>
-    <w:r>
-      <w:tab/>
-    </w:r>
-    <w:r>
-      <w:drawing>
-        <wp:inline xmlns:a="http://schemas.openxmlformats.org/drawingml/2006/main" xmlns:pic="http://schemas.openxmlformats.org/drawingml/2006/picture">
-          <wp:extent cx="640080" cy="640080"/>
-          <wp:docPr id="2" name="Picture 2"/>
-          <wp:cNvGraphicFramePr>
-            <a:graphicFrameLocks noChangeAspect="1"/>
-          </wp:cNvGraphicFramePr>
-          <a:graphic>
-            <a:graphicData uri="http://schemas.openxmlformats.org/drawingml/2006/picture">
-              <pic:pic>
-                <pic:nvPicPr>
-                  <pic:cNvPr id="0" name="image.png"/>
-                  <pic:cNvPicPr/>
-                </pic:nvPicPr>
-                <pic:blipFill>
-                  <a:blip r:embed="rId2"/>
-                  <a:stretch>
-                    <a:fillRect/>
-                  </a:stretch>
-                </pic:blipFill>
-                <pic:spPr>
-                  <a:xfrm>
-                    <a:off x="0" y="0"/>
-                    <a:ext cx="640080" cy="640080"/>
-                  </a:xfrm>
-                  <a:prstGeom prst="rect"/>
-                </pic:spPr>
-              </pic:pic>
-            </a:graphicData>
-          </a:graphic>
-        </wp:inline>
-      </w:drawing>
-    </w:r>
-  </w:p>
-</w:ftr>
-</file>
-
-<file path=word/header1.xml><?xml version="1.0" encoding="utf-8"?>
-<w:hdr xmlns:m="http://schemas.openxmlformats.org/officeDocument/2006/math" xmlns:mc="http://schemas.openxmlformats.org/markup-compatibility/2006" xmlns:mo="http://schemas.microsoft.com/office/mac/office/2008/main" xmlns:mv="urn:schemas-microsoft-com:mac:vml" xmlns:o="urn:schemas-microsoft-com:office:office" xmlns:r="http://schemas.openxmlformats.org/officeDocument/2006/relationships" xmlns:v="urn:schemas-microsoft-com:vml" xmlns:w10="urn:schemas-microsoft-com:office:word" xmlns:w14="http://schemas.microsoft.com/office/word/2010/wordml" xmlns:w="http://schemas.openxmlformats.org/wordprocessingml/2006/main" xmlns:wne="http://schemas.microsoft.com/office/word/2006/wordml" xmlns:wp14="http://schemas.microsoft.com/office/word/2010/wordprocessingDrawing" xmlns:wp="http://schemas.openxmlformats.org/drawingml/2006/wordprocessingDrawing" xmlns:wpc="http://schemas.microsoft.com/office/word/2010/wordprocessingCanvas" xmlns:wpg="http://schemas.microsoft.com/office/word/2010/wordprocessingGroup" xmlns:wpi="http://schemas.microsoft.com/office/word/2010/wordprocessingInk" xmlns:wps="http://schemas.microsoft.com/office/word/2010/wordprocessingShape" mc:Ignorable="w14 wp14">
-  <w:p>
-    <w:pPr>
-      <w:pStyle w:val="Header"/>
-      <w:tabs>
-        <w:tab w:pos="8732" w:val="right"/>
-      </w:tabs>
-      <w:spacing w:before="0" w:after="0"/>
-      <w:jc w:val="left"/>
-    </w:pPr>
-    <w:r>
-      <w:drawing>
-        <wp:inline xmlns:a="http://schemas.openxmlformats.org/drawingml/2006/main" xmlns:pic="http://schemas.openxmlformats.org/drawingml/2006/picture">
-          <wp:extent cx="640080" cy="640080"/>
-          <wp:docPr id="1" name="Picture 1"/>
-          <wp:cNvGraphicFramePr>
-            <a:graphicFrameLocks noChangeAspect="1"/>
-          </wp:cNvGraphicFramePr>
-          <a:graphic>
-            <a:graphicData uri="http://schemas.openxmlformats.org/drawingml/2006/picture">
-              <pic:pic>
-                <pic:nvPicPr>
-                  <pic:cNvPr id="0" name="image.png"/>
-                  <pic:cNvPicPr/>
-                </pic:nvPicPr>
-                <pic:blipFill>
-                  <a:blip r:embed="rId1"/>
-                  <a:stretch>
-                    <a:fillRect/>
-                  </a:stretch>
-                </pic:blipFill>
-                <pic:spPr>
-                  <a:xfrm>
-                    <a:off x="0" y="0"/>
-                    <a:ext cx="640080" cy="640080"/>
-                  </a:xfrm>
-                  <a:prstGeom prst="rect"/>
-                </pic:spPr>
-              </pic:pic>
-            </a:graphicData>
-          </a:graphic>
-        </wp:inline>
-      </w:drawing>
-    </w:r>
-    <w:r>
-      <w:tab/>
-    </w:r>
-    <w:r>
-      <w:drawing>
-        <wp:inline xmlns:a="http://schemas.openxmlformats.org/drawingml/2006/main" xmlns:pic="http://schemas.openxmlformats.org/drawingml/2006/picture">
-          <wp:extent cx="640080" cy="640080"/>
-          <wp:docPr id="2" name="Picture 2"/>
-          <wp:cNvGraphicFramePr>
-            <a:graphicFrameLocks noChangeAspect="1"/>
-          </wp:cNvGraphicFramePr>
-          <a:graphic>
-            <a:graphicData uri="http://schemas.openxmlformats.org/drawingml/2006/picture">
-              <pic:pic>
-                <pic:nvPicPr>
-                  <pic:cNvPr id="0" name="image.png"/>
-                  <pic:cNvPicPr/>
-                </pic:nvPicPr>
-                <pic:blipFill>
-                  <a:blip r:embed="rId2"/>
-                  <a:stretch>
-                    <a:fillRect/>
-                  </a:stretch>
-                </pic:blipFill>
-                <pic:spPr>
-                  <a:xfrm>
-                    <a:off x="0" y="0"/>
-                    <a:ext cx="640080" cy="640080"/>
-                  </a:xfrm>
-                  <a:prstGeom prst="rect"/>
-                </pic:spPr>
-              </pic:pic>
-            </a:graphicData>
-          </a:graphic>
-        </wp:inline>
+        </wp:anchor>
       </w:drawing>
     </w:r>
   </w:p>

--- a/print/ring-blessing.docx
+++ b/print/ring-blessing.docx
@@ -153,7 +153,7 @@
     <w:sectPr>
       <w:headerReference w:type="default" r:id="rId9"/>
       <w:pgSz w:w="11906" w:h="16838"/>
-      <w:pgMar w:top="1814" w:right="1814" w:bottom="1814" w:left="1814" w:header="510" w:footer="510" w:gutter="0"/>
+      <w:pgMar w:top="1928" w:right="1928" w:bottom="1928" w:left="1928" w:header="510" w:footer="510" w:gutter="0"/>
       <w:cols w:space="720"/>
       <w:docGrid w:linePitch="360"/>
       <w:vAlign w:val="center"/>

--- a/print/ring-blessing.docx
+++ b/print/ring-blessing.docx
@@ -33,7 +33,7 @@
           <w:color w:val="222D2A"/>
           <w:sz w:val="68"/>
         </w:rPr>
-        <w:t>Bless These Rings</w:t>
+        <w:t>Ring Blessing</w:t>
       </w:r>
     </w:p>
     <w:p>

--- a/print/ring-blessing.docx
+++ b/print/ring-blessing.docx
@@ -4,7 +4,7 @@
   <w:body>
     <w:p>
       <w:pPr>
-        <w:spacing w:before="0" w:after="200"/>
+        <w:spacing w:before="0" w:after="240"/>
         <w:jc w:val="center"/>
       </w:pPr>
       <w:r>
@@ -13,7 +13,7 @@
           <w:b w:val="0"/>
           <w:i w:val="0"/>
           <w:color w:val="2C5D63"/>
-          <w:sz w:val="20"/>
+          <w:sz w:val="28"/>
           <w:spacing w:val="60"/>
           <w:caps w:val="1"/>
         </w:rPr>
@@ -22,7 +22,7 @@
     </w:p>
     <w:p>
       <w:pPr>
-        <w:spacing w:before="0" w:after="120"/>
+        <w:spacing w:before="0" w:after="160"/>
         <w:jc w:val="center"/>
       </w:pPr>
       <w:r>
@@ -31,7 +31,7 @@
           <w:b/>
           <w:i w:val="0"/>
           <w:color w:val="222D2A"/>
-          <w:sz w:val="68"/>
+          <w:sz w:val="96"/>
         </w:rPr>
         <w:t>Ring Blessing</w:t>
       </w:r>
@@ -55,54 +55,6 @@
     </w:p>
     <w:p>
       <w:pPr>
-        <w:spacing w:before="0" w:after="160"/>
-        <w:jc w:val="center"/>
-      </w:pPr>
-      <w:r>
-        <w:rPr>
-          <w:rFonts w:ascii="Garamond" w:hAnsi="Garamond" w:cs="Garamond" w:eastAsia="Garamond"/>
-          <w:b w:val="0"/>
-          <w:i w:val="0"/>
-          <w:color w:val="222D2A"/>
-          <w:sz w:val="30"/>
-        </w:rPr>
-        <w:t>These two rings will be exchanged today, and worn for a lifetime.</w:t>
-      </w:r>
-    </w:p>
-    <w:p>
-      <w:pPr>
-        <w:spacing w:before="0" w:after="160"/>
-        <w:jc w:val="center"/>
-      </w:pPr>
-      <w:r>
-        <w:rPr>
-          <w:rFonts w:ascii="Garamond" w:hAnsi="Garamond" w:cs="Garamond" w:eastAsia="Garamond"/>
-          <w:b w:val="0"/>
-          <w:i w:val="0"/>
-          <w:color w:val="222D2A"/>
-          <w:sz w:val="30"/>
-        </w:rPr>
-        <w:t>Before they are, we would love them to pass through your hands.</w:t>
-      </w:r>
-    </w:p>
-    <w:p>
-      <w:pPr>
-        <w:spacing w:before="80" w:after="280"/>
-        <w:jc w:val="center"/>
-      </w:pPr>
-      <w:r>
-        <w:rPr>
-          <w:rFonts w:ascii="Garamond" w:hAnsi="Garamond" w:cs="Garamond" w:eastAsia="Garamond"/>
-          <w:b w:val="0"/>
-          <w:i/>
-          <w:color w:val="222D2A"/>
-          <w:sz w:val="30"/>
-        </w:rPr>
-        <w:t>Hold them for a moment. Make a silent wish for the marriage — for patience, for laughter, for many ordinary happy years — and then pass them gently on.</w:t>
-      </w:r>
-    </w:p>
-    <w:p>
-      <w:pPr>
         <w:spacing w:before="0" w:after="240"/>
         <w:jc w:val="center"/>
       </w:pPr>
@@ -112,9 +64,25 @@
           <w:b w:val="0"/>
           <w:i w:val="0"/>
           <w:color w:val="222D2A"/>
-          <w:sz w:val="30"/>
+          <w:sz w:val="36"/>
         </w:rPr>
-        <w:t>By the time they reach the altar, they will be carrying every good thing you wished into them.</w:t>
+        <w:t>These two rings will be exchanged today and worn for a lifetime.</w:t>
+      </w:r>
+    </w:p>
+    <w:p>
+      <w:pPr>
+        <w:spacing w:before="0" w:after="280"/>
+        <w:jc w:val="center"/>
+      </w:pPr>
+      <w:r>
+        <w:rPr>
+          <w:rFonts w:ascii="Garamond" w:hAnsi="Garamond" w:cs="Garamond" w:eastAsia="Garamond"/>
+          <w:b w:val="0"/>
+          <w:i w:val="0"/>
+          <w:color w:val="222D2A"/>
+          <w:sz w:val="36"/>
+        </w:rPr>
+        <w:t>Before they are, we would love you to take a moment to hold them and make a silent wish for the marriage – for patience, for laughter and for many happy years together.</w:t>
       </w:r>
     </w:p>
     <w:p>
@@ -145,7 +113,7 @@
           <w:b w:val="0"/>
           <w:i/>
           <w:color w:val="883A2D"/>
-          <w:sz w:val="26"/>
+          <w:sz w:val="36"/>
         </w:rPr>
         <w:t>Thank you</w:t>
       </w:r>
@@ -153,7 +121,7 @@
     <w:sectPr>
       <w:headerReference w:type="default" r:id="rId9"/>
       <w:pgSz w:w="11906" w:h="16838"/>
-      <w:pgMar w:top="1928" w:right="1928" w:bottom="1928" w:left="1928" w:header="510" w:footer="510" w:gutter="0"/>
+      <w:pgMar w:top="2494" w:right="2268" w:bottom="2494" w:left="2268" w:header="510" w:footer="510" w:gutter="0"/>
       <w:cols w:space="720"/>
       <w:docGrid w:linePitch="360"/>
       <w:vAlign w:val="center"/>

--- a/print/ring-blessing.docx
+++ b/print/ring-blessing.docx
@@ -31,7 +31,7 @@
           <w:b/>
           <w:i w:val="0"/>
           <w:color w:val="222D2A"/>
-          <w:sz w:val="96"/>
+          <w:sz w:val="144"/>
         </w:rPr>
         <w:t>Ring Blessing</w:t>
       </w:r>
